--- a/Uban System Documents/章節性文件/Chapter 13.docx
+++ b/Uban System Documents/章節性文件/Chapter 13.docx
@@ -6,22 +6,23 @@
       <w:pPr>
         <w:pStyle w:val="Heading1"/>
         <w:keepNext/>
-        <w:spacing w:before="360" w:after="360" w:line="480" w:lineRule="exact"/>
-        <w:jc w:val="left"/>
+        <w:pageBreakBefore/>
+        <w:spacing w:before="0" w:after="560" w:line="560" w:lineRule="exact" w:afterLines="100"/>
+        <w:jc w:val="center"/>
       </w:pPr>
       <w:r>
         <w:rPr>
           <w:b w:val="0"/>
           <w:color w:val="000000"/>
           <w:sz w:val="36"/>
-          <w:rFonts w:ascii="Times New Roman" w:hAnsi="Times New Roman" w:eastAsia="標楷體"/>
+          <w:rFonts w:ascii="Times New Roman" w:hAnsi="Times New Roman" w:eastAsia="標楷體" w:cs="Times New Roman"/>
         </w:rPr>
         <w:t>第十三章 感想</w:t>
       </w:r>
     </w:p>
     <w:p>
       <w:pPr>
-        <w:spacing w:before="0" w:after="0" w:line="360" w:lineRule="exact"/>
+        <w:spacing w:before="0" w:after="0" w:line="440" w:lineRule="exact" w:afterLines="0" w:beforeLines="0"/>
         <w:jc w:val="left"/>
       </w:pPr>
       <w:r>
@@ -29,7 +30,7 @@
           <w:b w:val="0"/>
           <w:color w:val="000000"/>
           <w:sz w:val="28"/>
-          <w:rFonts w:ascii="Times New Roman" w:hAnsi="Times New Roman" w:eastAsia="標楷體"/>
+          <w:rFonts w:ascii="Times New Roman" w:hAnsi="Times New Roman" w:eastAsia="標楷體" w:cs="Times New Roman"/>
         </w:rPr>
       </w:r>
       <w:r>
@@ -37,7 +38,7 @@
           <w:b w:val="0"/>
           <w:color w:val="000000"/>
           <w:sz w:val="28"/>
-          <w:rFonts w:ascii="Times New Roman" w:hAnsi="Times New Roman" w:eastAsia="標楷體"/>
+          <w:rFonts w:ascii="Times New Roman" w:hAnsi="Times New Roman" w:eastAsia="標楷體" w:cs="Times New Roman"/>
         </w:rPr>
         <w:t>（本章內容持續規劃更新中，目前保留章節結構）</w:t>
       </w:r>
